--- a/example_articles/states/Louisiana/5.states_Louisiana_Other_publisher.docx
+++ b/example_articles/states/Louisiana/5.states_Louisiana_Other_publisher.docx
@@ -27,17 +27,17 @@
     </w:p>
     <w:p>
       <w:r>
-        <w:t>Source File: Other publishers/Files (500) (15).DOCX</w:t>
+        <w:t>Source file: Other publishers/Files (500) (15).DOCX</w:t>
       </w:r>
     </w:p>
     <w:p>
       <w:r>
-        <w:t>Raw locations result: ['Louisiana']</w:t>
+        <w:t>Raw locations result, 'locations': ['Louisiana']</w:t>
       </w:r>
     </w:p>
     <w:p>
       <w:r>
-        <w:t>states_stand_flat (Standardized): Louisiana</w:t>
+        <w:t>Standardized locations result, 'states_stand_flat': Louisiana</w:t>
       </w:r>
     </w:p>
     <w:p>

--- a/example_articles/states/Louisiana/5.states_Louisiana_Other_publisher.docx
+++ b/example_articles/states/Louisiana/5.states_Louisiana_Other_publisher.docx
@@ -7,7 +7,7 @@
         <w:pStyle w:val="Heading1"/>
       </w:pPr>
       <w:r>
-        <w:t>Crash witness: 'I saw it falling down'</w:t>
+        <w:t>No middle ground in Louisiana // Edwards, Duke on gov runoff</w:t>
       </w:r>
     </w:p>
     <w:p>
@@ -17,7 +17,7 @@
     </w:p>
     <w:p>
       <w:r>
-        <w:t>Date: 1991-07-11</w:t>
+        <w:t>Date: 1991-10-21</w:t>
       </w:r>
     </w:p>
     <w:p>
@@ -27,7 +27,7 @@
     </w:p>
     <w:p>
       <w:r>
-        <w:t>Source file: Other publishers/Files (500) (15).DOCX</w:t>
+        <w:t>Source file: Other publishers/Files (500) (25).DOCX</w:t>
       </w:r>
     </w:p>
     <w:p>
@@ -49,35 +49,61 @@
     </w:p>
     <w:p>
       <w:r>
-        <w:t>One moment, the Beechcraft C-99 twin-engine turboprop plane was a blip on an air-traffic controller's radar screen, ferrying 13 passengers and two crewmembers through a thunderstorm.</w:t>
+        <w:t>Gov. Buddy Roemer called it ''my worst nightmare for the state of Louisiana.''</w:t>
         <w:br/>
-        <w:t>Then, L'Express Air Flight 508 vanished from the radar screen - and went down in flames in Ensley, a working-class neighborhood of Birmingham, Ala.</w:t>
+        <w:t>State political columnist John Maginnis called it a voyage ''into The Twilight Zone.''</w:t>
         <w:br/>
-        <w:t>''It came across one house and hit a second house,'' said police Sgt. Elvis Kennedy. ''The second house went into flames with the plane.''</w:t>
+        <w:t>Yet ''it'' happened. Former governor Edwin Edwards and former Ku Klux Klan wizard David Duke, now a GOP state representative, knocked off Roemer in Saturday's gubernatorial primary.</w:t>
         <w:br/>
-        <w:t>Inside that first house was Leon Warren, 81. Half of his house was destroyed, and police Capt. Leroy Stover said the scene was ''chaos.''</w:t>
+        <w:t>Now they face a Nov. 16 run-off certain to capture national attention. Duke has a 50-50 chance to win.</w:t>
         <w:br/>
-        <w:t>Warren picked up his phone and dialed 911. He was the first to report the crash.</w:t>
+        <w:t>Both political parties compete in the open primary. The top two finishers square off if no one gets 50% of the vote.</w:t>
         <w:br/>
-        <w:t>Warren, slightly burned, was hospitalized in fair condition.</w:t>
+        <w:t>''Democracy is on trial here in Louisiana,'' says Lance Hill, director of the Louisiana Coalition, an anti-Duke group.</w:t>
         <w:br/>
-        <w:t>The blackened hulk of the plane lay between the rubble of the two homes, part of it in the front yard of the burned home, part in the street. Only the tail section was unburned.</w:t>
+        <w:t>The state has treated Duke, Hill says, ''as a legitimate candidate. So in the minds of voters, he has become a legitimate candidate.''</w:t>
         <w:br/>
-        <w:t>Robbie Wilder, who lives a block away, says lightning was heavy when he glimpsed the plane. ''I saw it falling down. …  Then I heard the ambulances.''</w:t>
+        <w:t>The matchup between Duke, who many think is still a racist anti-Semite, and Edwards, who many feel should have been convicted on corruption charges, reads like a bad Southern novel.</w:t>
         <w:br/>
-        <w:t>Joseph Smith, who also lives about a block from the crash, says, ''I heard the engine real loud. Then it went off completely. That was the last I heard of it.''</w:t>
+        <w:t>- Edwards, the master Democratic showman acquitted in a 1987 corruption trial, is halfway to a political redemption most thought impossible.</w:t>
         <w:br/>
-        <w:t>''It's a real close community; everybody around here knows everybody,'' says Glenn Wolverton, deacon of the Fairview Baptist Church, two doors away from the crash site. ''It's just very sad.''</w:t>
+        <w:t>Edwards brought together most black votes - 27% of the total electorate - with blue-collar Cajuns, despite the opposition of most newspapers.</w:t>
         <w:br/>
-        <w:t>Bruce Nobles, L'Express president and CEO, says the crash is the first in the history of L'Express, which began service in August 1989. The New Orleans- based airline flies commuter flights in Louisiana, Alabama and Texas.</w:t>
+        <w:t>''We are tired of these Republicans running our state,'' he thundered at rally after rally. ''We are tired of the newspapers trying to tell us what to do. How many of you have seen Buddy Roemer in the last four years? Let the people decide.''</w:t>
         <w:br/>
-        <w:t xml:space="preserve"> Contributing: Dianne Barth, Lou Elliott, Gary Fields, Ronda Gooden, Sandra Sanchez and Grace Simmons.</w:t>
+        <w:t>That classic populist appeal now must be directed at middle-class white swing votes, Roemer's core support, and Edwards must also find a way to bring up Duke's past without making him a martyr.</w:t>
+        <w:br/>
+        <w:t>Some suggest humor. Others say Edwards may attack Duke for sheer inexperience. ''After all,'' says Hill, ''Duke's management experience consists of running a racist/Nazi bookstore with a staff of one.''</w:t>
+        <w:br/>
+        <w:t>- For Duke, who Sunday called himself the ''Boris Yeltsin of American politics, '' the primary marks a turning point after which he can no longer be underestimated.</w:t>
+        <w:br/>
+        <w:t>Dismissing his past as a ''youthful indiscretion,'' he'll keep bashing tax hikes, welfare recipients and urban crime to tap into the frustrations of working-class whites.</w:t>
+        <w:br/>
+        <w:t>Duke is confident Edwards will not go negative against him - fearing Duke will retaliate with commercials that will highlight Edwards' own past.</w:t>
+        <w:br/>
+        <w:t>Duke also says he thinks, and many analysts agree, that ''good- government'' Roemer voters will vote for him rather than pull the lever for a man they've been taught since childhood to deride.</w:t>
+        <w:br/>
+        <w:t>Adding to the intrigue is the fact that many political pros see this race as a harbinger of the 1992 elections.</w:t>
+        <w:br/>
+        <w:t>In turning out Roemer, an eccentric but fairly accomplished reformer, Louisiana voters showed that the politics of race and a nostalgia for the populism of the past pack an enormous wallop in an electorate tired of a sagging economy and politics as usual.</w:t>
+        <w:br/>
+        <w:t>''There are a lot of angry voters out there,'' says Susan Howell, a political scientist at the University of New Orleans.</w:t>
+        <w:br/>
+        <w:t>Many will be watching closely to see if President Bush and national Republican officials campaign against Duke.</w:t>
+        <w:br/>
+        <w:t>Bush angered state Republicans by supporting Roemer, a lifelong Democrat who switched parties this year, and ignoring GOP-endorsed candidate Rep. Clyde Holloway, who got 5% of the vote.</w:t>
+        <w:br/>
+        <w:t>White House chief of staff John Sununu told ABC's This Week with David Brinkley Sunday that: ''The president is absolutely opposed to the kind of racist statements that have come out of David Duke now and in the past.</w:t>
+        <w:br/>
+        <w:t>''I think you will see, unfortunately, a race in Louisiana that probably could be best served if they added a third line to the ballot, that line saying 'no.' ''</w:t>
+        <w:br/>
+        <w:t xml:space="preserve"> GUBERNATORIAL PRIMARY RESULTS</w:t>
         <w:br/>
         <w:br/>
         <w:t>Notes</w:t>
         <w:br/>
         <w:br/>
-        <w:t>THE NATION; See sidebar; Three crashes in 1991; 57 people killed</w:t>
+        <w:t>THE NATION</w:t>
         <w:br/>
         <w:br/>
         <w:t>Graphic</w:t>
@@ -85,7 +111,11 @@
         <w:br/>
         <w:t xml:space="preserve"> </w:t>
         <w:br/>
-        <w:t>GRAPHIC; b/w, Keith Carter, USA TODAY, Source: USA TODAY research (Diagram, Map, Alabama)</w:t>
+        <w:t>PHOTO; b/w, Stephan Savoia, AP; PHOTO; b/w, Paul Sancya, AP; PHOTO; b/w, Bill Haber, AP</w:t>
+        <w:br/>
+        <w:t xml:space="preserve"> </w:t>
+        <w:br/>
+        <w:t>CUTLINE: CELEBRATING: David Duke, GOP candidate for governor, greets supporters at a party Saturday night in Kenner, La. Duke won 32% of the primary vote. CUTLINE: BACK IN RUNNING: Ex-governor Edwin Edwards, a Democrat, leaves a rally Saturday. CUTLINE: ROEMER: With 27% of vote, he was pushed aside.</w:t>
       </w:r>
     </w:p>
     <w:sectPr>

--- a/example_articles/states/Louisiana/5.states_Louisiana_Other_publisher.docx
+++ b/example_articles/states/Louisiana/5.states_Louisiana_Other_publisher.docx
@@ -7,7 +7,7 @@
         <w:pStyle w:val="Heading1"/>
       </w:pPr>
       <w:r>
-        <w:t>No middle ground in Louisiana // Edwards, Duke on gov runoff</w:t>
+        <w:t>Isn't it time to repay good hospitality?</w:t>
       </w:r>
     </w:p>
     <w:p>
@@ -17,17 +17,17 @@
     </w:p>
     <w:p>
       <w:r>
-        <w:t>Date: 1991-10-21</w:t>
+        <w:t>Date: 2005-09-07</w:t>
       </w:r>
     </w:p>
     <w:p>
       <w:r>
-        <w:t>Section: NEWS; Pg. 3A</w:t>
+        <w:t>Section: NEWS;; Letters</w:t>
       </w:r>
     </w:p>
     <w:p>
       <w:r>
-        <w:t>Source file: Other publishers/Files (500) (25).DOCX</w:t>
+        <w:t>Source file: Other publishers/Files (500) (24).DOCX</w:t>
       </w:r>
     </w:p>
     <w:p>
@@ -49,61 +49,65 @@
     </w:p>
     <w:p>
       <w:r>
-        <w:t>Gov. Buddy Roemer called it ''my worst nightmare for the state of Louisiana.''</w:t>
+        <w:t>While our family was on vacation several years ago, we ended up spending July Fourth in a Southern city. We parked our RV in a campground within a short commute of its downtown.</w:t>
         <w:br/>
-        <w:t>State political columnist John Maginnis called it a voyage ''into The Twilight Zone.''</w:t>
+        <w:t>The plan was to experience the local transit system and meet the local population. There were some concerns by my wife and two kids as we set out on our excursion, as we have all been conditioned to expect crime and negative behavior when traveling through working-class areas in urban settings.</w:t>
         <w:br/>
-        <w:t>Yet ''it'' happened. Former governor Edwin Edwards and former Ku Klux Klan wizard David Duke, now a GOP state representative, knocked off Roemer in Saturday's gubernatorial primary.</w:t>
+        <w:t>As we boarded the bus to begin our trip, I realized that I had miscalculated the money for the fare. As I fumbled in my pocket for the correct change, a lady sitting nearby jumped to her feet and deposited the correct fare in the collection box at the front of the bus. I thanked her and tried in vain to reimburse her, but she would not accept money.</w:t>
         <w:br/>
-        <w:t>Now they face a Nov. 16 run-off certain to capture national attention. Duke has a 50-50 chance to win.</w:t>
+        <w:t>The exact words she used escape me now, but it was something to the effect of, "Seeing that you are a visitor to our city, it was the least I could do to welcome you." You can well imagine how surprised we were at this generosity. Here was a complete stranger welcoming us to "her" city with one of the most selfless acts possible. The immediate effect on us was the complete evaporation of any concerns we had about traveling through the city on public transit.</w:t>
         <w:br/>
-        <w:t>Both political parties compete in the open primary. The top two finishers square off if no one gets 50% of the vote.</w:t>
+        <w:t>The entire day seemed brighter and vastly more enjoyable from this point on as we toured the downtown area. At nightfall, we found ourselves sitting with a large crowd waiting for a fabulous fireworks display over the river at the center of the city. Once again we were identified by people in the crowd as "tourists" and drawn into friendly conversations that helped pass the time very pleasantly.</w:t>
         <w:br/>
-        <w:t>''Democracy is on trial here in Louisiana,'' says Lance Hill, director of the Louisiana Coalition, an anti-Duke group.</w:t>
+        <w:t>Today, it is with much sadness that I reach deep into my pocket to attempt to repay -- with interest -- the kindness shown on that hot July day. As you have probably guessed, the city we were visiting was New Orleans. The camp ground we were staying at was in Kenner, La., where the water flooded houses last week.</w:t>
         <w:br/>
-        <w:t>The state has treated Duke, Hill says, ''as a legitimate candidate. So in the minds of voters, he has become a legitimate candidate.''</w:t>
+        <w:t>The fireworks were over the Mississippi River, and we were sitting on the levee -- next to the giant flood gates -- in front of the French Quarter. I can only hope that the people showing us this kindness somehow escaped in time and survived. They certainly have experienced the worst possible days in their lives.</w:t>
         <w:br/>
-        <w:t>The matchup between Duke, who many think is still a racist anti-Semite, and Edwards, who many feel should have been convicted on corruption charges, reads like a bad Southern novel.</w:t>
+        <w:t>My wife and I had the immediate reaction to load up supplies and head south to help. After seeing multiple requests for people not to come into the area, we decided to help in the only other way possible and make a donation to the relief agencies providing what help they can.</w:t>
         <w:br/>
-        <w:t>- Edwards, the master Democratic showman acquitted in a 1987 corruption trial, is halfway to a political redemption most thought impossible.</w:t>
+        <w:t>I am sure many Americans share our sentiments that this does not feel like it is enough!</w:t>
         <w:br/>
-        <w:t>Edwards brought together most black votes - 27% of the total electorate - with blue-collar Cajuns, despite the opposition of most newspapers.</w:t>
+        <w:t>Ed Lewis</w:t>
         <w:br/>
-        <w:t>''We are tired of these Republicans running our state,'' he thundered at rally after rally. ''We are tired of the newspapers trying to tell us what to do. How many of you have seen Buddy Roemer in the last four years? Let the people decide.''</w:t>
+        <w:t>Coatesville, Pa.</w:t>
         <w:br/>
-        <w:t>That classic populist appeal now must be directed at middle-class white swing votes, Roemer's core support, and Edwards must also find a way to bring up Duke's past without making him a martyr.</w:t>
+        <w:t>Adopt a family</w:t>
         <w:br/>
-        <w:t>Some suggest humor. Others say Edwards may attack Duke for sheer inexperience. ''After all,'' says Hill, ''Duke's management experience consists of running a racist/Nazi bookstore with a staff of one.''</w:t>
+        <w:t>What the hell is going on in New Orleans? Where's a former New York mayor Rudy Giuliani when you need a good leader? And just how long do we expect victims of Hurricane Katrina to live in the Houston Astrodome?</w:t>
         <w:br/>
-        <w:t>- For Duke, who Sunday called himself the ''Boris Yeltsin of American politics, '' the primary marks a turning point after which he can no longer be underestimated.</w:t>
+        <w:t>Point is, these half-a-million displaced Southerners are about as likely to be carving a Thanksgiving turkey in their rebuilt homes as the New Orleans Saints are to win the Super Bowl. It ain't gonna happen -- not anytime too soon, that is! In the meantime, children need to be schooled, senior citizens need to play cards and life goes on.</w:t>
         <w:br/>
-        <w:t>Dismissing his past as a ''youthful indiscretion,'' he'll keep bashing tax hikes, welfare recipients and urban crime to tap into the frustrations of working-class whites.</w:t>
+        <w:t>Or, does it? The way I see it, the American Red Cross can help with short-term disaster aid, and the federal government can help rebuild these communities in the long run.</w:t>
         <w:br/>
-        <w:t>Duke is confident Edwards will not go negative against him - fearing Duke will retaliate with commercials that will highlight Edwards' own past.</w:t>
+        <w:t>How about average people like us bridging the gap between the two? I propose that families, like ours, invite other families to come live with them for a few months. We can make room for four. How about other Americans?</w:t>
         <w:br/>
-        <w:t>Duke also says he thinks, and many analysts agree, that ''good- government'' Roemer voters will vote for him rather than pull the lever for a man they've been taught since childhood to deride.</w:t>
+        <w:t>Kevin VanGundy</w:t>
         <w:br/>
-        <w:t>Adding to the intrigue is the fact that many political pros see this race as a harbinger of the 1992 elections.</w:t>
+        <w:t>Grand Junction, Colo.</w:t>
         <w:br/>
-        <w:t>In turning out Roemer, an eccentric but fairly accomplished reformer, Louisiana voters showed that the politics of race and a nostalgia for the populism of the past pack an enormous wallop in an electorate tired of a sagging economy and politics as usual.</w:t>
+        <w:t>Poverty played a role</w:t>
         <w:br/>
-        <w:t>''There are a lot of angry voters out there,'' says Susan Howell, a political scientist at the University of New Orleans.</w:t>
+        <w:t>I am quite sure there were some foolish people who decided to ride out the hurricane, even though they had the resources to evacuate. However, I am even more sure there were many more who did not have the financial resources or otherwise to evacuate.</w:t>
         <w:br/>
-        <w:t>Many will be watching closely to see if President Bush and national Republican officials campaign against Duke.</w:t>
+        <w:t>Many of these people did not have cars or means to pay for other forms of transportation. Many of these people were probably barely surviving day to day in providing food and shelter for their families -- especially those who lived in the housing projects. These people truly were, and are, helpless.</w:t>
         <w:br/>
-        <w:t>Bush angered state Republicans by supporting Roemer, a lifelong Democrat who switched parties this year, and ignoring GOP-endorsed candidate Rep. Clyde Holloway, who got 5% of the vote.</w:t>
+        <w:t>Look carefully at the images coming from Louisiana. I am sure we are not looking at many middle- to upper-middle-class citizens.</w:t>
         <w:br/>
-        <w:t>White House chief of staff John Sununu told ABC's This Week with David Brinkley Sunday that: ''The president is absolutely opposed to the kind of racist statements that have come out of David Duke now and in the past.</w:t>
+        <w:t>Beverly Lutz</w:t>
         <w:br/>
-        <w:t>''I think you will see, unfortunately, a race in Louisiana that probably could be best served if they added a third line to the ballot, that line saying 'no.' ''</w:t>
+        <w:t>Huntersville, N.C.</w:t>
         <w:br/>
-        <w:t xml:space="preserve"> GUBERNATORIAL PRIMARY RESULTS</w:t>
+        <w:t>Sympathize with victims</w:t>
         <w:br/>
+        <w:t>I am tired of hearing people say how this catastrophe was bound to happen. I believe that everyone is well aware of the demographic facts of the matter. What's done is done. People need to help in these types of situations, and not point their fingers, questioning why people didn't do this and why they didn't do that.</w:t>
         <w:br/>
-        <w:t>Notes</w:t>
+        <w:t>Many times people are in shock and denial as to what to do in a crisis.</w:t>
         <w:br/>
+        <w:t>To those who choose to blame the victims: Unless you walk in someone else's shoes, keep your eye on the ball and lend support to those in need at a very difficult time.</w:t>
         <w:br/>
-        <w:t>THE NATION</w:t>
+        <w:t>Felicia Falso</w:t>
+        <w:br/>
+        <w:t>Dallas</w:t>
         <w:br/>
         <w:br/>
         <w:t>Graphic</w:t>
@@ -111,11 +115,7 @@
         <w:br/>
         <w:t xml:space="preserve"> </w:t>
         <w:br/>
-        <w:t>PHOTO; b/w, Stephan Savoia, AP; PHOTO; b/w, Paul Sancya, AP; PHOTO; b/w, Bill Haber, AP</w:t>
-        <w:br/>
-        <w:t xml:space="preserve"> </w:t>
-        <w:br/>
-        <w:t>CUTLINE: CELEBRATING: David Duke, GOP candidate for governor, greets supporters at a party Saturday night in Kenner, La. Duke won 32% of the primary vote. CUTLINE: BACK IN RUNNING: Ex-governor Edwin Edwards, a Democrat, leaves a rally Saturday. CUTLINE: ROEMER: With 27% of vote, he was pushed aside.</w:t>
+        <w:t>PHOTO, B/W, Carlos Barria, Reuters</w:t>
       </w:r>
     </w:p>
     <w:sectPr>
